--- a/CalendarioAgo25/Ejercicios/E12_ACLs/Ejer12.docx
+++ b/CalendarioAgo25/Ejercicios/E12_ACLs/Ejer12.docx
@@ -323,7 +323,7 @@
     </w:p>
     <w:p>
       <w:pPr>
-        <w:pStyle w:val="Heading4"/>
+        <w:pStyle w:val="Ttulo4"/>
         <w:shd w:val="clear" w:color="auto" w:fill="FFFFFF"/>
         <w:spacing w:after="120" w:line="300" w:lineRule="exact"/>
         <w:jc w:val="both"/>
@@ -406,7 +406,7 @@
     </w:p>
     <w:p>
       <w:pPr>
-        <w:pStyle w:val="Heading4"/>
+        <w:pStyle w:val="Ttulo4"/>
         <w:shd w:val="clear" w:color="auto" w:fill="FFFFFF"/>
         <w:spacing w:before="0" w:after="120" w:line="300" w:lineRule="exact"/>
         <w:jc w:val="both"/>
@@ -764,7 +764,7 @@
       <w:pPr>
         <w:pStyle w:val="NormalWeb"/>
         <w:shd w:val="clear" w:color="auto" w:fill="FFFFFF"/>
-        <w:spacing w:before="0" w:beforeAutospacing="0" w:after="0" w:afterAutospacing="0" w:line="360" w:lineRule="auto"/>
+        <w:spacing w:before="0" w:beforeAutospacing="0" w:after="0" w:afterAutospacing="0" w:line="340" w:lineRule="exact"/>
         <w:ind w:left="357"/>
         <w:jc w:val="both"/>
         <w:rPr>
@@ -772,6 +772,58 @@
           <w:color w:val="2D3B45"/>
           <w:sz w:val="20"/>
           <w:szCs w:val="20"/>
+          <w:lang w:val="en-US"/>
+        </w:rPr>
+      </w:pPr>
+      <w:r>
+        <w:rPr>
+          <w:rFonts w:ascii="Arial" w:hAnsi="Arial" w:cs="Arial"/>
+          <w:color w:val="2D3B45"/>
+          <w:sz w:val="20"/>
+          <w:szCs w:val="20"/>
+          <w:lang w:val="en-US"/>
+        </w:rPr>
+        <w:t>router(config)#</w:t>
+      </w:r>
+    </w:p>
+    <w:p>
+      <w:pPr>
+        <w:pStyle w:val="NormalWeb"/>
+        <w:shd w:val="clear" w:color="auto" w:fill="FFFFFF"/>
+        <w:spacing w:before="0" w:beforeAutospacing="0" w:after="120" w:afterAutospacing="0" w:line="340" w:lineRule="exact"/>
+        <w:ind w:left="357"/>
+        <w:jc w:val="both"/>
+        <w:rPr>
+          <w:rFonts w:ascii="Arial" w:hAnsi="Arial" w:cs="Arial"/>
+          <w:color w:val="2D3B45"/>
+          <w:sz w:val="20"/>
+          <w:szCs w:val="20"/>
+          <w:lang w:val="en-US"/>
+        </w:rPr>
+      </w:pPr>
+      <w:r>
+        <w:rPr>
+          <w:rFonts w:ascii="Arial" w:hAnsi="Arial" w:cs="Arial"/>
+          <w:color w:val="2D3B45"/>
+          <w:sz w:val="20"/>
+          <w:szCs w:val="20"/>
+          <w:lang w:val="en-US"/>
+        </w:rPr>
+        <w:t>router(config)#</w:t>
+      </w:r>
+    </w:p>
+    <w:p>
+      <w:pPr>
+        <w:pStyle w:val="NormalWeb"/>
+        <w:shd w:val="clear" w:color="auto" w:fill="FFFFFF"/>
+        <w:spacing w:before="0" w:beforeAutospacing="0" w:after="0" w:afterAutospacing="0" w:line="340" w:lineRule="exact"/>
+        <w:ind w:left="360"/>
+        <w:jc w:val="both"/>
+        <w:rPr>
+          <w:rFonts w:ascii="Arial" w:hAnsi="Arial" w:cs="Arial"/>
+          <w:color w:val="2D3B45"/>
+          <w:sz w:val="20"/>
+          <w:szCs w:val="20"/>
         </w:rPr>
       </w:pPr>
       <w:r>
@@ -801,14 +853,14 @@
           <w:sz w:val="20"/>
           <w:szCs w:val="20"/>
         </w:rPr>
-        <w:t xml:space="preserve"> instalarás esta lista de control de acceso?</w:t>
-      </w:r>
-    </w:p>
-    <w:p>
-      <w:pPr>
-        <w:pStyle w:val="NormalWeb"/>
-        <w:shd w:val="clear" w:color="auto" w:fill="FFFFFF"/>
-        <w:spacing w:before="0" w:beforeAutospacing="0" w:after="0" w:afterAutospacing="0" w:line="360" w:lineRule="auto"/>
+        <w:t xml:space="preserve"> instalarás esta lista de control de acceso? </w:t>
+      </w:r>
+    </w:p>
+    <w:p>
+      <w:pPr>
+        <w:pStyle w:val="NormalWeb"/>
+        <w:shd w:val="clear" w:color="auto" w:fill="FFFFFF"/>
+        <w:spacing w:before="0" w:beforeAutospacing="0" w:after="0" w:afterAutospacing="0" w:line="340" w:lineRule="exact"/>
         <w:ind w:left="357"/>
         <w:jc w:val="both"/>
         <w:rPr>
@@ -827,58 +879,6 @@
           <w:szCs w:val="20"/>
           <w:lang w:val="en-US"/>
         </w:rPr>
-        <w:t>router(config)#</w:t>
-      </w:r>
-    </w:p>
-    <w:p>
-      <w:pPr>
-        <w:pStyle w:val="NormalWeb"/>
-        <w:shd w:val="clear" w:color="auto" w:fill="FFFFFF"/>
-        <w:spacing w:before="0" w:beforeAutospacing="0" w:after="0" w:afterAutospacing="0" w:line="360" w:lineRule="auto"/>
-        <w:ind w:left="357"/>
-        <w:jc w:val="both"/>
-        <w:rPr>
-          <w:rFonts w:ascii="Arial" w:hAnsi="Arial" w:cs="Arial"/>
-          <w:color w:val="2D3B45"/>
-          <w:sz w:val="20"/>
-          <w:szCs w:val="20"/>
-          <w:lang w:val="en-US"/>
-        </w:rPr>
-      </w:pPr>
-      <w:r>
-        <w:rPr>
-          <w:rFonts w:ascii="Arial" w:hAnsi="Arial" w:cs="Arial"/>
-          <w:color w:val="2D3B45"/>
-          <w:sz w:val="20"/>
-          <w:szCs w:val="20"/>
-          <w:lang w:val="en-US"/>
-        </w:rPr>
-        <w:t>router(config)#</w:t>
-      </w:r>
-    </w:p>
-    <w:p>
-      <w:pPr>
-        <w:pStyle w:val="NormalWeb"/>
-        <w:shd w:val="clear" w:color="auto" w:fill="FFFFFF"/>
-        <w:spacing w:before="0" w:beforeAutospacing="0" w:after="0" w:afterAutospacing="0" w:line="360" w:lineRule="auto"/>
-        <w:ind w:left="357"/>
-        <w:jc w:val="both"/>
-        <w:rPr>
-          <w:rFonts w:ascii="Arial" w:hAnsi="Arial" w:cs="Arial"/>
-          <w:color w:val="2D3B45"/>
-          <w:sz w:val="20"/>
-          <w:szCs w:val="20"/>
-          <w:lang w:val="en-US"/>
-        </w:rPr>
-      </w:pPr>
-      <w:r>
-        <w:rPr>
-          <w:rFonts w:ascii="Arial" w:hAnsi="Arial" w:cs="Arial"/>
-          <w:color w:val="2D3B45"/>
-          <w:sz w:val="20"/>
-          <w:szCs w:val="20"/>
-          <w:lang w:val="en-US"/>
-        </w:rPr>
         <w:t xml:space="preserve">router(config)# interface </w:t>
       </w:r>
     </w:p>
@@ -886,7 +886,7 @@
       <w:pPr>
         <w:pStyle w:val="NormalWeb"/>
         <w:shd w:val="clear" w:color="auto" w:fill="FFFFFF"/>
-        <w:spacing w:before="0" w:beforeAutospacing="0" w:after="0" w:afterAutospacing="0" w:line="360" w:lineRule="auto"/>
+        <w:spacing w:before="0" w:beforeAutospacing="0" w:after="0" w:afterAutospacing="0" w:line="340" w:lineRule="exact"/>
         <w:ind w:left="357"/>
         <w:jc w:val="both"/>
         <w:rPr>
@@ -1038,6 +1038,166 @@
       <w:pPr>
         <w:pStyle w:val="NormalWeb"/>
         <w:shd w:val="clear" w:color="auto" w:fill="FFFFFF"/>
+        <w:spacing w:before="0" w:beforeAutospacing="0" w:after="0" w:afterAutospacing="0" w:line="340" w:lineRule="exact"/>
+        <w:ind w:left="357"/>
+        <w:jc w:val="both"/>
+        <w:rPr>
+          <w:rFonts w:ascii="Arial" w:hAnsi="Arial" w:cs="Arial"/>
+          <w:color w:val="2D3B45"/>
+          <w:sz w:val="20"/>
+          <w:szCs w:val="20"/>
+          <w:lang w:val="en-US"/>
+        </w:rPr>
+      </w:pPr>
+      <w:r>
+        <w:rPr>
+          <w:rFonts w:ascii="Arial" w:hAnsi="Arial" w:cs="Arial"/>
+          <w:color w:val="2D3B45"/>
+          <w:sz w:val="20"/>
+          <w:szCs w:val="20"/>
+          <w:lang w:val="en-US"/>
+        </w:rPr>
+        <w:t>router(config)#</w:t>
+      </w:r>
+    </w:p>
+    <w:p>
+      <w:pPr>
+        <w:pStyle w:val="NormalWeb"/>
+        <w:shd w:val="clear" w:color="auto" w:fill="FFFFFF"/>
+        <w:spacing w:before="0" w:beforeAutospacing="0" w:after="120" w:afterAutospacing="0" w:line="340" w:lineRule="exact"/>
+        <w:ind w:left="357"/>
+        <w:jc w:val="both"/>
+        <w:rPr>
+          <w:rFonts w:ascii="Arial" w:hAnsi="Arial" w:cs="Arial"/>
+          <w:color w:val="2D3B45"/>
+          <w:sz w:val="20"/>
+          <w:szCs w:val="20"/>
+          <w:lang w:val="en-US"/>
+        </w:rPr>
+      </w:pPr>
+      <w:r>
+        <w:rPr>
+          <w:rFonts w:ascii="Arial" w:hAnsi="Arial" w:cs="Arial"/>
+          <w:color w:val="2D3B45"/>
+          <w:sz w:val="20"/>
+          <w:szCs w:val="20"/>
+          <w:lang w:val="en-US"/>
+        </w:rPr>
+        <w:t>router(config)#</w:t>
+      </w:r>
+    </w:p>
+    <w:p>
+      <w:pPr>
+        <w:pStyle w:val="NormalWeb"/>
+        <w:shd w:val="clear" w:color="auto" w:fill="FFFFFF"/>
+        <w:spacing w:before="0" w:beforeAutospacing="0" w:after="0" w:afterAutospacing="0" w:line="340" w:lineRule="exact"/>
+        <w:ind w:left="360"/>
+        <w:jc w:val="both"/>
+        <w:rPr>
+          <w:rFonts w:ascii="Arial" w:hAnsi="Arial" w:cs="Arial"/>
+          <w:color w:val="2D3B45"/>
+          <w:sz w:val="20"/>
+          <w:szCs w:val="20"/>
+        </w:rPr>
+      </w:pPr>
+      <w:r>
+        <w:rPr>
+          <w:rFonts w:ascii="Arial" w:hAnsi="Arial" w:cs="Arial"/>
+          <w:color w:val="2D3B45"/>
+          <w:sz w:val="20"/>
+          <w:szCs w:val="20"/>
+        </w:rPr>
+        <w:t xml:space="preserve">¿En qué </w:t>
+      </w:r>
+      <w:proofErr w:type="spellStart"/>
+      <w:r>
+        <w:rPr>
+          <w:rFonts w:ascii="Arial" w:hAnsi="Arial" w:cs="Arial"/>
+          <w:color w:val="2D3B45"/>
+          <w:sz w:val="20"/>
+          <w:szCs w:val="20"/>
+        </w:rPr>
+        <w:t>router</w:t>
+      </w:r>
+      <w:proofErr w:type="spellEnd"/>
+      <w:r>
+        <w:rPr>
+          <w:rFonts w:ascii="Arial" w:hAnsi="Arial" w:cs="Arial"/>
+          <w:color w:val="2D3B45"/>
+          <w:sz w:val="20"/>
+          <w:szCs w:val="20"/>
+        </w:rPr>
+        <w:t xml:space="preserve"> instalarás esta lista de control de acceso? </w:t>
+      </w:r>
+    </w:p>
+    <w:p>
+      <w:pPr>
+        <w:pStyle w:val="NormalWeb"/>
+        <w:shd w:val="clear" w:color="auto" w:fill="FFFFFF"/>
+        <w:spacing w:before="0" w:beforeAutospacing="0" w:after="0" w:afterAutospacing="0" w:line="340" w:lineRule="exact"/>
+        <w:ind w:left="357"/>
+        <w:jc w:val="both"/>
+        <w:rPr>
+          <w:rFonts w:ascii="Arial" w:hAnsi="Arial" w:cs="Arial"/>
+          <w:color w:val="2D3B45"/>
+          <w:sz w:val="20"/>
+          <w:szCs w:val="20"/>
+          <w:lang w:val="en-US"/>
+        </w:rPr>
+      </w:pPr>
+      <w:r>
+        <w:rPr>
+          <w:rFonts w:ascii="Arial" w:hAnsi="Arial" w:cs="Arial"/>
+          <w:color w:val="2D3B45"/>
+          <w:sz w:val="20"/>
+          <w:szCs w:val="20"/>
+          <w:lang w:val="en-US"/>
+        </w:rPr>
+        <w:t xml:space="preserve">router(config)# interface </w:t>
+      </w:r>
+    </w:p>
+    <w:p>
+      <w:pPr>
+        <w:pStyle w:val="NormalWeb"/>
+        <w:shd w:val="clear" w:color="auto" w:fill="FFFFFF"/>
+        <w:spacing w:before="0" w:beforeAutospacing="0" w:after="0" w:afterAutospacing="0" w:line="340" w:lineRule="exact"/>
+        <w:ind w:left="357"/>
+        <w:jc w:val="both"/>
+        <w:rPr>
+          <w:rFonts w:ascii="Arial" w:hAnsi="Arial" w:cs="Arial"/>
+          <w:color w:val="2D3B45"/>
+          <w:sz w:val="20"/>
+          <w:szCs w:val="20"/>
+          <w:lang w:val="en-US"/>
+        </w:rPr>
+      </w:pPr>
+      <w:r>
+        <w:rPr>
+          <w:rFonts w:ascii="Arial" w:hAnsi="Arial" w:cs="Arial"/>
+          <w:color w:val="2D3B45"/>
+          <w:sz w:val="20"/>
+          <w:szCs w:val="20"/>
+          <w:lang w:val="en-US"/>
+        </w:rPr>
+        <w:t>router(config-</w:t>
+      </w:r>
+      <w:proofErr w:type="gramStart"/>
+      <w:r>
+        <w:rPr>
+          <w:rFonts w:ascii="Arial" w:hAnsi="Arial" w:cs="Arial"/>
+          <w:color w:val="2D3B45"/>
+          <w:sz w:val="20"/>
+          <w:szCs w:val="20"/>
+          <w:lang w:val="en-US"/>
+        </w:rPr>
+        <w:t>if)#</w:t>
+      </w:r>
+      <w:proofErr w:type="gramEnd"/>
+    </w:p>
+    <w:p>
+      <w:pPr>
+        <w:pStyle w:val="NormalWeb"/>
+        <w:shd w:val="clear" w:color="auto" w:fill="FFFFFF"/>
         <w:spacing w:before="0" w:beforeAutospacing="0" w:after="0" w:afterAutospacing="0" w:line="360" w:lineRule="auto"/>
         <w:ind w:left="357"/>
         <w:jc w:val="both"/>
@@ -1046,37 +1206,9 @@
           <w:color w:val="2D3B45"/>
           <w:sz w:val="20"/>
           <w:szCs w:val="20"/>
-        </w:rPr>
-      </w:pPr>
-      <w:r>
-        <w:rPr>
-          <w:rFonts w:ascii="Arial" w:hAnsi="Arial" w:cs="Arial"/>
-          <w:color w:val="2D3B45"/>
-          <w:sz w:val="20"/>
-          <w:szCs w:val="20"/>
-        </w:rPr>
-        <w:t xml:space="preserve">¿En qué </w:t>
-      </w:r>
-      <w:proofErr w:type="spellStart"/>
-      <w:r>
-        <w:rPr>
-          <w:rFonts w:ascii="Arial" w:hAnsi="Arial" w:cs="Arial"/>
-          <w:color w:val="2D3B45"/>
-          <w:sz w:val="20"/>
-          <w:szCs w:val="20"/>
-        </w:rPr>
-        <w:t>router</w:t>
-      </w:r>
-      <w:proofErr w:type="spellEnd"/>
-      <w:r>
-        <w:rPr>
-          <w:rFonts w:ascii="Arial" w:hAnsi="Arial" w:cs="Arial"/>
-          <w:color w:val="2D3B45"/>
-          <w:sz w:val="20"/>
-          <w:szCs w:val="20"/>
-        </w:rPr>
-        <w:t xml:space="preserve"> instalarás esta lista de control de acceso? </w:t>
-      </w:r>
+          <w:lang w:val="en-US"/>
+        </w:rPr>
+      </w:pPr>
     </w:p>
     <w:p>
       <w:pPr>
@@ -1093,16 +1225,6 @@
           <w:lang w:val="en-US"/>
         </w:rPr>
       </w:pPr>
-      <w:r>
-        <w:rPr>
-          <w:rFonts w:ascii="Arial" w:hAnsi="Arial" w:cs="Arial"/>
-          <w:color w:val="2D3B45"/>
-          <w:sz w:val="20"/>
-          <w:szCs w:val="20"/>
-          <w:lang w:val="en-US"/>
-        </w:rPr>
-        <w:t>router(config)#</w:t>
-      </w:r>
     </w:p>
     <w:p>
       <w:pPr>
@@ -1119,16 +1241,6 @@
           <w:lang w:val="en-US"/>
         </w:rPr>
       </w:pPr>
-      <w:r>
-        <w:rPr>
-          <w:rFonts w:ascii="Arial" w:hAnsi="Arial" w:cs="Arial"/>
-          <w:color w:val="2D3B45"/>
-          <w:sz w:val="20"/>
-          <w:szCs w:val="20"/>
-          <w:lang w:val="en-US"/>
-        </w:rPr>
-        <w:t>router(config)#</w:t>
-      </w:r>
     </w:p>
     <w:p>
       <w:pPr>
@@ -1145,108 +1257,43 @@
           <w:lang w:val="en-US"/>
         </w:rPr>
       </w:pPr>
-      <w:r>
-        <w:rPr>
-          <w:rFonts w:ascii="Arial" w:hAnsi="Arial" w:cs="Arial"/>
-          <w:color w:val="2D3B45"/>
-          <w:sz w:val="20"/>
-          <w:szCs w:val="20"/>
-          <w:lang w:val="en-US"/>
-        </w:rPr>
-        <w:t xml:space="preserve">router(config)# interface </w:t>
-      </w:r>
-    </w:p>
-    <w:p>
-      <w:pPr>
-        <w:pStyle w:val="NormalWeb"/>
-        <w:shd w:val="clear" w:color="auto" w:fill="FFFFFF"/>
-        <w:spacing w:before="0" w:beforeAutospacing="0" w:after="0" w:afterAutospacing="0" w:line="360" w:lineRule="auto"/>
-        <w:ind w:left="357"/>
-        <w:jc w:val="both"/>
-        <w:rPr>
-          <w:rFonts w:ascii="Arial" w:hAnsi="Arial" w:cs="Arial"/>
-          <w:color w:val="2D3B45"/>
-          <w:sz w:val="20"/>
-          <w:szCs w:val="20"/>
-        </w:rPr>
-      </w:pPr>
-      <w:proofErr w:type="spellStart"/>
-      <w:r>
-        <w:rPr>
-          <w:rFonts w:ascii="Arial" w:hAnsi="Arial" w:cs="Arial"/>
-          <w:color w:val="2D3B45"/>
-          <w:sz w:val="20"/>
-          <w:szCs w:val="20"/>
-        </w:rPr>
-        <w:t>router</w:t>
-      </w:r>
-      <w:proofErr w:type="spellEnd"/>
-      <w:r>
-        <w:rPr>
-          <w:rFonts w:ascii="Arial" w:hAnsi="Arial" w:cs="Arial"/>
-          <w:color w:val="2D3B45"/>
-          <w:sz w:val="20"/>
-          <w:szCs w:val="20"/>
-        </w:rPr>
-        <w:t>(</w:t>
-      </w:r>
-      <w:proofErr w:type="spellStart"/>
-      <w:r>
-        <w:rPr>
-          <w:rFonts w:ascii="Arial" w:hAnsi="Arial" w:cs="Arial"/>
-          <w:color w:val="2D3B45"/>
-          <w:sz w:val="20"/>
-          <w:szCs w:val="20"/>
-        </w:rPr>
-        <w:t>config-if</w:t>
-      </w:r>
-      <w:proofErr w:type="spellEnd"/>
-      <w:r>
-        <w:rPr>
-          <w:rFonts w:ascii="Arial" w:hAnsi="Arial" w:cs="Arial"/>
-          <w:color w:val="2D3B45"/>
-          <w:sz w:val="20"/>
-          <w:szCs w:val="20"/>
-        </w:rPr>
-        <w:t>)#</w:t>
-      </w:r>
-    </w:p>
-    <w:p>
-      <w:pPr>
-        <w:pStyle w:val="NormalWeb"/>
-        <w:shd w:val="clear" w:color="auto" w:fill="FFFFFF"/>
-        <w:spacing w:before="0" w:beforeAutospacing="0" w:after="0" w:afterAutospacing="0" w:line="360" w:lineRule="auto"/>
-        <w:ind w:left="357"/>
-        <w:jc w:val="both"/>
-        <w:rPr>
-          <w:rFonts w:ascii="Arial" w:hAnsi="Arial" w:cs="Arial"/>
-          <w:color w:val="2D3B45"/>
-          <w:sz w:val="20"/>
-          <w:szCs w:val="20"/>
-        </w:rPr>
-      </w:pPr>
-    </w:p>
-    <w:p>
-      <w:pPr>
-        <w:pStyle w:val="NormalWeb"/>
-        <w:shd w:val="clear" w:color="auto" w:fill="FFFFFF"/>
-        <w:spacing w:before="0" w:beforeAutospacing="0" w:after="0" w:afterAutospacing="0" w:line="360" w:lineRule="auto"/>
-        <w:ind w:left="357"/>
-        <w:jc w:val="both"/>
-        <w:rPr>
-          <w:rFonts w:ascii="Arial" w:hAnsi="Arial" w:cs="Arial"/>
-          <w:color w:val="2D3B45"/>
-          <w:sz w:val="20"/>
-          <w:szCs w:val="20"/>
-        </w:rPr>
-      </w:pPr>
-    </w:p>
-    <w:p>
-      <w:pPr>
-        <w:pStyle w:val="NormalWeb"/>
-        <w:shd w:val="clear" w:color="auto" w:fill="FFFFFF"/>
-        <w:spacing w:before="0" w:beforeAutospacing="0" w:after="0" w:afterAutospacing="0" w:line="360" w:lineRule="auto"/>
-        <w:ind w:left="357"/>
+    </w:p>
+    <w:p>
+      <w:pPr>
+        <w:pStyle w:val="NormalWeb"/>
+        <w:shd w:val="clear" w:color="auto" w:fill="FFFFFF"/>
+        <w:spacing w:before="120" w:after="120" w:line="300" w:lineRule="exact"/>
+        <w:ind w:left="360"/>
+        <w:jc w:val="both"/>
+        <w:rPr>
+          <w:rFonts w:ascii="Arial" w:hAnsi="Arial" w:cs="Arial"/>
+          <w:color w:val="2D3B45"/>
+          <w:sz w:val="20"/>
+          <w:szCs w:val="20"/>
+        </w:rPr>
+      </w:pPr>
+    </w:p>
+    <w:p>
+      <w:pPr>
+        <w:pStyle w:val="NormalWeb"/>
+        <w:shd w:val="clear" w:color="auto" w:fill="FFFFFF"/>
+        <w:spacing w:before="120" w:after="120" w:line="300" w:lineRule="exact"/>
+        <w:ind w:left="360"/>
+        <w:jc w:val="both"/>
+        <w:rPr>
+          <w:rFonts w:ascii="Arial" w:hAnsi="Arial" w:cs="Arial"/>
+          <w:color w:val="2D3B45"/>
+          <w:sz w:val="20"/>
+          <w:szCs w:val="20"/>
+        </w:rPr>
+      </w:pPr>
+    </w:p>
+    <w:p>
+      <w:pPr>
+        <w:pStyle w:val="NormalWeb"/>
+        <w:shd w:val="clear" w:color="auto" w:fill="FFFFFF"/>
+        <w:spacing w:before="120" w:after="120" w:line="300" w:lineRule="exact"/>
+        <w:ind w:left="360"/>
         <w:jc w:val="both"/>
         <w:rPr>
           <w:rFonts w:ascii="Arial" w:hAnsi="Arial" w:cs="Arial"/>
@@ -1280,7 +1327,6 @@
           <w:sz w:val="20"/>
           <w:szCs w:val="20"/>
         </w:rPr>
-        <w:lastRenderedPageBreak/>
         <w:t xml:space="preserve">Diseña una lista de control de </w:t>
       </w:r>
       <w:r>
@@ -1664,7 +1710,441 @@
     </w:p>
     <w:p>
       <w:pPr>
-        <w:pStyle w:val="ListParagraph"/>
+        <w:pStyle w:val="NormalWeb"/>
+        <w:numPr>
+          <w:ilvl w:val="0"/>
+          <w:numId w:val="15"/>
+        </w:numPr>
+        <w:shd w:val="clear" w:color="auto" w:fill="FFFFFF"/>
+        <w:spacing w:before="120" w:beforeAutospacing="0" w:after="120" w:afterAutospacing="0" w:line="300" w:lineRule="exact"/>
+        <w:ind w:left="357" w:hanging="357"/>
+        <w:jc w:val="both"/>
+        <w:rPr>
+          <w:rFonts w:ascii="Arial" w:hAnsi="Arial" w:cs="Arial"/>
+          <w:color w:val="2D3B45"/>
+          <w:sz w:val="20"/>
+          <w:szCs w:val="20"/>
+        </w:rPr>
+      </w:pPr>
+      <w:r>
+        <w:rPr>
+          <w:rFonts w:ascii="Arial" w:hAnsi="Arial" w:cs="Arial"/>
+          <w:color w:val="2D3B45"/>
+          <w:sz w:val="20"/>
+          <w:szCs w:val="20"/>
+        </w:rPr>
+        <w:t>Diseña una lista de control de acceso extendida</w:t>
+      </w:r>
+      <w:r>
+        <w:rPr>
+          <w:rFonts w:ascii="Arial" w:hAnsi="Arial" w:cs="Arial"/>
+          <w:color w:val="2D3B45"/>
+          <w:sz w:val="20"/>
+          <w:szCs w:val="20"/>
+        </w:rPr>
+        <w:t xml:space="preserve"> </w:t>
+      </w:r>
+      <w:r>
+        <w:rPr>
+          <w:rFonts w:ascii="Arial" w:hAnsi="Arial" w:cs="Arial"/>
+          <w:color w:val="2D3B45"/>
+          <w:sz w:val="20"/>
+          <w:szCs w:val="20"/>
+        </w:rPr>
+        <w:t>para que la sección de</w:t>
+      </w:r>
+      <w:r>
+        <w:rPr>
+          <w:rFonts w:ascii="Arial" w:hAnsi="Arial" w:cs="Arial"/>
+          <w:color w:val="2D3B45"/>
+          <w:sz w:val="20"/>
+          <w:szCs w:val="20"/>
+        </w:rPr>
+        <w:t xml:space="preserve"> </w:t>
+      </w:r>
+      <w:r>
+        <w:rPr>
+          <w:rFonts w:ascii="Arial" w:hAnsi="Arial" w:cs="Arial"/>
+          <w:b/>
+          <w:bCs/>
+          <w:color w:val="2D3B45"/>
+          <w:sz w:val="20"/>
+          <w:szCs w:val="20"/>
+        </w:rPr>
+        <w:t>Alumnos</w:t>
+      </w:r>
+      <w:r>
+        <w:rPr>
+          <w:rFonts w:ascii="Arial" w:hAnsi="Arial" w:cs="Arial"/>
+          <w:color w:val="2D3B45"/>
+          <w:sz w:val="20"/>
+          <w:szCs w:val="20"/>
+        </w:rPr>
+        <w:t xml:space="preserve"> </w:t>
+      </w:r>
+      <w:r>
+        <w:rPr>
+          <w:rFonts w:ascii="Arial" w:hAnsi="Arial" w:cs="Arial"/>
+          <w:color w:val="2D3B45"/>
+          <w:sz w:val="20"/>
+          <w:szCs w:val="20"/>
+        </w:rPr>
+        <w:t>no pueda acceder al</w:t>
+      </w:r>
+      <w:r>
+        <w:rPr>
+          <w:rFonts w:ascii="Arial" w:hAnsi="Arial" w:cs="Arial"/>
+          <w:color w:val="2D3B45"/>
+          <w:sz w:val="20"/>
+          <w:szCs w:val="20"/>
+        </w:rPr>
+        <w:t xml:space="preserve"> </w:t>
+      </w:r>
+      <w:r>
+        <w:rPr>
+          <w:rFonts w:ascii="Arial" w:hAnsi="Arial" w:cs="Arial"/>
+          <w:b/>
+          <w:bCs/>
+          <w:color w:val="2D3B45"/>
+          <w:sz w:val="20"/>
+          <w:szCs w:val="20"/>
+        </w:rPr>
+        <w:t>servidor de profesores</w:t>
+      </w:r>
+      <w:r>
+        <w:rPr>
+          <w:rFonts w:ascii="Arial" w:hAnsi="Arial" w:cs="Arial"/>
+          <w:color w:val="2D3B45"/>
+          <w:sz w:val="20"/>
+          <w:szCs w:val="20"/>
+        </w:rPr>
+        <w:t xml:space="preserve"> vía el protocolo </w:t>
+      </w:r>
+      <w:r>
+        <w:rPr>
+          <w:rFonts w:ascii="Arial" w:hAnsi="Arial" w:cs="Arial"/>
+          <w:b/>
+          <w:bCs/>
+          <w:color w:val="2D3B45"/>
+          <w:sz w:val="20"/>
+          <w:szCs w:val="20"/>
+        </w:rPr>
+        <w:t xml:space="preserve">WEB </w:t>
+      </w:r>
+      <w:r>
+        <w:rPr>
+          <w:rFonts w:ascii="Arial" w:hAnsi="Arial" w:cs="Arial"/>
+          <w:color w:val="2D3B45"/>
+          <w:sz w:val="20"/>
+          <w:szCs w:val="20"/>
+        </w:rPr>
+        <w:t>ni por</w:t>
+      </w:r>
+      <w:r>
+        <w:rPr>
+          <w:rFonts w:ascii="Arial" w:hAnsi="Arial" w:cs="Arial"/>
+          <w:color w:val="2D3B45"/>
+          <w:sz w:val="20"/>
+          <w:szCs w:val="20"/>
+        </w:rPr>
+        <w:t xml:space="preserve"> </w:t>
+      </w:r>
+      <w:r>
+        <w:rPr>
+          <w:rFonts w:ascii="Arial" w:hAnsi="Arial" w:cs="Arial"/>
+          <w:b/>
+          <w:bCs/>
+          <w:color w:val="2D3B45"/>
+          <w:sz w:val="20"/>
+          <w:szCs w:val="20"/>
+        </w:rPr>
+        <w:t>FTP</w:t>
+      </w:r>
+      <w:r>
+        <w:rPr>
+          <w:rFonts w:ascii="Arial" w:hAnsi="Arial" w:cs="Arial"/>
+          <w:color w:val="2D3B45"/>
+          <w:sz w:val="20"/>
+          <w:szCs w:val="20"/>
+        </w:rPr>
+        <w:t>.</w:t>
+      </w:r>
+    </w:p>
+    <w:p>
+      <w:pPr>
+        <w:pStyle w:val="NormalWeb"/>
+        <w:shd w:val="clear" w:color="auto" w:fill="FFFFFF"/>
+        <w:spacing w:before="0" w:beforeAutospacing="0" w:after="0" w:afterAutospacing="0" w:line="340" w:lineRule="exact"/>
+        <w:ind w:left="357"/>
+        <w:jc w:val="both"/>
+        <w:rPr>
+          <w:rFonts w:ascii="Arial" w:hAnsi="Arial" w:cs="Arial"/>
+          <w:color w:val="2D3B45"/>
+          <w:sz w:val="20"/>
+          <w:szCs w:val="20"/>
+          <w:lang w:val="en-US"/>
+        </w:rPr>
+      </w:pPr>
+      <w:r>
+        <w:rPr>
+          <w:rFonts w:ascii="Arial" w:hAnsi="Arial" w:cs="Arial"/>
+          <w:color w:val="2D3B45"/>
+          <w:sz w:val="20"/>
+          <w:szCs w:val="20"/>
+          <w:lang w:val="en-US"/>
+        </w:rPr>
+        <w:t>router(config)#</w:t>
+      </w:r>
+    </w:p>
+    <w:p>
+      <w:pPr>
+        <w:pStyle w:val="NormalWeb"/>
+        <w:shd w:val="clear" w:color="auto" w:fill="FFFFFF"/>
+        <w:spacing w:before="0" w:beforeAutospacing="0" w:after="0" w:afterAutospacing="0" w:line="340" w:lineRule="exact"/>
+        <w:ind w:left="357"/>
+        <w:jc w:val="both"/>
+        <w:rPr>
+          <w:rFonts w:ascii="Arial" w:hAnsi="Arial" w:cs="Arial"/>
+          <w:color w:val="2D3B45"/>
+          <w:sz w:val="20"/>
+          <w:szCs w:val="20"/>
+          <w:lang w:val="en-US"/>
+        </w:rPr>
+      </w:pPr>
+      <w:r>
+        <w:rPr>
+          <w:rFonts w:ascii="Arial" w:hAnsi="Arial" w:cs="Arial"/>
+          <w:color w:val="2D3B45"/>
+          <w:sz w:val="20"/>
+          <w:szCs w:val="20"/>
+          <w:lang w:val="en-US"/>
+        </w:rPr>
+        <w:t>router(config)#</w:t>
+      </w:r>
+    </w:p>
+    <w:p>
+      <w:pPr>
+        <w:pStyle w:val="NormalWeb"/>
+        <w:shd w:val="clear" w:color="auto" w:fill="FFFFFF"/>
+        <w:spacing w:before="0" w:beforeAutospacing="0" w:after="0" w:afterAutospacing="0" w:line="340" w:lineRule="exact"/>
+        <w:ind w:left="357"/>
+        <w:jc w:val="both"/>
+        <w:rPr>
+          <w:rFonts w:ascii="Arial" w:hAnsi="Arial" w:cs="Arial"/>
+          <w:color w:val="2D3B45"/>
+          <w:sz w:val="20"/>
+          <w:szCs w:val="20"/>
+          <w:lang w:val="en-US"/>
+        </w:rPr>
+      </w:pPr>
+      <w:r>
+        <w:rPr>
+          <w:rFonts w:ascii="Arial" w:hAnsi="Arial" w:cs="Arial"/>
+          <w:color w:val="2D3B45"/>
+          <w:sz w:val="20"/>
+          <w:szCs w:val="20"/>
+          <w:lang w:val="en-US"/>
+        </w:rPr>
+        <w:t>router(config)#</w:t>
+      </w:r>
+    </w:p>
+    <w:p>
+      <w:pPr>
+        <w:pStyle w:val="NormalWeb"/>
+        <w:shd w:val="clear" w:color="auto" w:fill="FFFFFF"/>
+        <w:spacing w:before="0" w:beforeAutospacing="0" w:after="0" w:afterAutospacing="0" w:line="340" w:lineRule="exact"/>
+        <w:ind w:left="357"/>
+        <w:jc w:val="both"/>
+        <w:rPr>
+          <w:rFonts w:ascii="Arial" w:hAnsi="Arial" w:cs="Arial"/>
+          <w:color w:val="2D3B45"/>
+          <w:sz w:val="20"/>
+          <w:szCs w:val="20"/>
+        </w:rPr>
+      </w:pPr>
+      <w:proofErr w:type="spellStart"/>
+      <w:r>
+        <w:rPr>
+          <w:rFonts w:ascii="Arial" w:hAnsi="Arial" w:cs="Arial"/>
+          <w:color w:val="2D3B45"/>
+          <w:sz w:val="20"/>
+          <w:szCs w:val="20"/>
+        </w:rPr>
+        <w:t>router</w:t>
+      </w:r>
+      <w:proofErr w:type="spellEnd"/>
+      <w:r>
+        <w:rPr>
+          <w:rFonts w:ascii="Arial" w:hAnsi="Arial" w:cs="Arial"/>
+          <w:color w:val="2D3B45"/>
+          <w:sz w:val="20"/>
+          <w:szCs w:val="20"/>
+        </w:rPr>
+        <w:t>(</w:t>
+      </w:r>
+      <w:proofErr w:type="spellStart"/>
+      <w:r>
+        <w:rPr>
+          <w:rFonts w:ascii="Arial" w:hAnsi="Arial" w:cs="Arial"/>
+          <w:color w:val="2D3B45"/>
+          <w:sz w:val="20"/>
+          <w:szCs w:val="20"/>
+        </w:rPr>
+        <w:t>config</w:t>
+      </w:r>
+      <w:proofErr w:type="spellEnd"/>
+      <w:r>
+        <w:rPr>
+          <w:rFonts w:ascii="Arial" w:hAnsi="Arial" w:cs="Arial"/>
+          <w:color w:val="2D3B45"/>
+          <w:sz w:val="20"/>
+          <w:szCs w:val="20"/>
+        </w:rPr>
+        <w:t>)#</w:t>
+      </w:r>
+    </w:p>
+    <w:p>
+      <w:pPr>
+        <w:pStyle w:val="NormalWeb"/>
+        <w:shd w:val="clear" w:color="auto" w:fill="FFFFFF"/>
+        <w:spacing w:before="0" w:beforeAutospacing="0" w:after="0" w:afterAutospacing="0"/>
+        <w:ind w:left="357"/>
+        <w:jc w:val="both"/>
+        <w:rPr>
+          <w:rFonts w:ascii="Arial" w:hAnsi="Arial" w:cs="Arial"/>
+          <w:color w:val="2D3B45"/>
+          <w:sz w:val="20"/>
+          <w:szCs w:val="20"/>
+        </w:rPr>
+      </w:pPr>
+    </w:p>
+    <w:p>
+      <w:pPr>
+        <w:pStyle w:val="NormalWeb"/>
+        <w:shd w:val="clear" w:color="auto" w:fill="FFFFFF"/>
+        <w:spacing w:before="0" w:beforeAutospacing="0" w:after="0" w:afterAutospacing="0" w:line="340" w:lineRule="exact"/>
+        <w:ind w:left="357"/>
+        <w:jc w:val="both"/>
+        <w:rPr>
+          <w:rFonts w:ascii="Arial" w:hAnsi="Arial" w:cs="Arial"/>
+          <w:color w:val="2D3B45"/>
+          <w:sz w:val="20"/>
+          <w:szCs w:val="20"/>
+        </w:rPr>
+      </w:pPr>
+      <w:r>
+        <w:rPr>
+          <w:rFonts w:ascii="Arial" w:hAnsi="Arial" w:cs="Arial"/>
+          <w:color w:val="2D3B45"/>
+          <w:sz w:val="20"/>
+          <w:szCs w:val="20"/>
+        </w:rPr>
+        <w:t xml:space="preserve">¿En qué </w:t>
+      </w:r>
+      <w:proofErr w:type="spellStart"/>
+      <w:r>
+        <w:rPr>
+          <w:rFonts w:ascii="Arial" w:hAnsi="Arial" w:cs="Arial"/>
+          <w:color w:val="2D3B45"/>
+          <w:sz w:val="20"/>
+          <w:szCs w:val="20"/>
+        </w:rPr>
+        <w:t>router</w:t>
+      </w:r>
+      <w:proofErr w:type="spellEnd"/>
+      <w:r>
+        <w:rPr>
+          <w:rFonts w:ascii="Arial" w:hAnsi="Arial" w:cs="Arial"/>
+          <w:color w:val="2D3B45"/>
+          <w:sz w:val="20"/>
+          <w:szCs w:val="20"/>
+        </w:rPr>
+        <w:t xml:space="preserve"> instalarás esta lista de control de acceso? </w:t>
+      </w:r>
+    </w:p>
+    <w:p>
+      <w:pPr>
+        <w:pStyle w:val="NormalWeb"/>
+        <w:shd w:val="clear" w:color="auto" w:fill="FFFFFF"/>
+        <w:spacing w:before="0" w:beforeAutospacing="0" w:after="0" w:afterAutospacing="0" w:line="340" w:lineRule="exact"/>
+        <w:ind w:left="357"/>
+        <w:jc w:val="both"/>
+        <w:rPr>
+          <w:rFonts w:ascii="Arial" w:hAnsi="Arial" w:cs="Arial"/>
+          <w:color w:val="2D3B45"/>
+          <w:sz w:val="20"/>
+          <w:szCs w:val="20"/>
+          <w:lang w:val="en-US"/>
+        </w:rPr>
+      </w:pPr>
+      <w:r>
+        <w:rPr>
+          <w:rFonts w:ascii="Arial" w:hAnsi="Arial" w:cs="Arial"/>
+          <w:color w:val="2D3B45"/>
+          <w:sz w:val="20"/>
+          <w:szCs w:val="20"/>
+          <w:lang w:val="en-US"/>
+        </w:rPr>
+        <w:t xml:space="preserve">router(config)# interface </w:t>
+      </w:r>
+    </w:p>
+    <w:p>
+      <w:pPr>
+        <w:pStyle w:val="NormalWeb"/>
+        <w:shd w:val="clear" w:color="auto" w:fill="FFFFFF"/>
+        <w:spacing w:before="0" w:beforeAutospacing="0" w:after="0" w:afterAutospacing="0" w:line="340" w:lineRule="exact"/>
+        <w:ind w:left="357"/>
+        <w:jc w:val="both"/>
+        <w:rPr>
+          <w:rFonts w:ascii="Arial" w:hAnsi="Arial" w:cs="Arial"/>
+          <w:color w:val="2D3B45"/>
+          <w:sz w:val="20"/>
+          <w:szCs w:val="20"/>
+          <w:lang w:val="en-US"/>
+        </w:rPr>
+      </w:pPr>
+      <w:r>
+        <w:rPr>
+          <w:rFonts w:ascii="Arial" w:hAnsi="Arial" w:cs="Arial"/>
+          <w:color w:val="2D3B45"/>
+          <w:sz w:val="20"/>
+          <w:szCs w:val="20"/>
+          <w:lang w:val="en-US"/>
+        </w:rPr>
+        <w:t>router(config-</w:t>
+      </w:r>
+      <w:proofErr w:type="gramStart"/>
+      <w:r>
+        <w:rPr>
+          <w:rFonts w:ascii="Arial" w:hAnsi="Arial" w:cs="Arial"/>
+          <w:color w:val="2D3B45"/>
+          <w:sz w:val="20"/>
+          <w:szCs w:val="20"/>
+          <w:lang w:val="en-US"/>
+        </w:rPr>
+        <w:t>if)#</w:t>
+      </w:r>
+      <w:proofErr w:type="gramEnd"/>
+    </w:p>
+    <w:p>
+      <w:pPr>
+        <w:pStyle w:val="NormalWeb"/>
+        <w:shd w:val="clear" w:color="auto" w:fill="FFFFFF"/>
+        <w:spacing w:before="0" w:beforeAutospacing="0" w:after="0" w:afterAutospacing="0" w:line="340" w:lineRule="exact"/>
+        <w:ind w:left="360"/>
+        <w:jc w:val="both"/>
+        <w:rPr>
+          <w:rFonts w:ascii="Arial" w:hAnsi="Arial" w:cs="Arial"/>
+          <w:color w:val="2D3B45"/>
+          <w:sz w:val="20"/>
+          <w:szCs w:val="20"/>
+          <w:lang w:val="en-US"/>
+        </w:rPr>
+      </w:pPr>
+    </w:p>
+    <w:p>
+      <w:pPr>
+        <w:pStyle w:val="Prrafodelista"/>
         <w:numPr>
           <w:ilvl w:val="0"/>
           <w:numId w:val="15"/>
@@ -1743,8 +2223,9 @@
           <w:rFonts w:ascii="Arial" w:hAnsi="Arial" w:cs="Arial"/>
           <w:color w:val="0D0D0D" w:themeColor="text1" w:themeTint="F2"/>
         </w:rPr>
-        <w:t xml:space="preserve"> desde cualquier IP asociada con la subred de los </w:t>
-      </w:r>
+        <w:t xml:space="preserve"> desde cualquier IP asociada con la subred de </w:t>
+      </w:r>
+      <w:proofErr w:type="gramStart"/>
       <w:r>
         <w:rPr>
           <w:rFonts w:ascii="Arial" w:hAnsi="Arial" w:cs="Arial"/>
@@ -1754,6 +2235,7 @@
         </w:rPr>
         <w:t>Directores</w:t>
       </w:r>
+      <w:proofErr w:type="gramEnd"/>
       <w:r>
         <w:rPr>
           <w:rFonts w:ascii="Arial" w:hAnsi="Arial" w:cs="Arial"/>
@@ -2089,316 +2571,82 @@
           <w:szCs w:val="20"/>
           <w:lang w:val="en-US"/>
         </w:rPr>
-        <w:t>router(config-if)#</w:t>
-      </w:r>
-    </w:p>
-    <w:p>
-      <w:pPr>
-        <w:pStyle w:val="NormalWeb"/>
-        <w:numPr>
-          <w:ilvl w:val="0"/>
-          <w:numId w:val="15"/>
-        </w:numPr>
-        <w:shd w:val="clear" w:color="auto" w:fill="FFFFFF"/>
-        <w:spacing w:before="120" w:beforeAutospacing="0" w:after="120" w:afterAutospacing="0" w:line="300" w:lineRule="exact"/>
-        <w:ind w:left="357" w:hanging="357"/>
-        <w:jc w:val="both"/>
-        <w:rPr>
-          <w:rFonts w:ascii="Arial" w:hAnsi="Arial" w:cs="Arial"/>
-          <w:color w:val="2D3B45"/>
-          <w:sz w:val="20"/>
-          <w:szCs w:val="20"/>
-        </w:rPr>
-      </w:pPr>
-      <w:r>
-        <w:rPr>
-          <w:rFonts w:ascii="Arial" w:hAnsi="Arial" w:cs="Arial"/>
-          <w:color w:val="2D3B45"/>
-          <w:sz w:val="20"/>
-          <w:szCs w:val="20"/>
-        </w:rPr>
-        <w:t>Diseña una lista de control de acceso extendida</w:t>
-      </w:r>
-      <w:r>
-        <w:rPr>
-          <w:rFonts w:ascii="Arial" w:hAnsi="Arial" w:cs="Arial"/>
-          <w:color w:val="2D3B45"/>
-          <w:sz w:val="20"/>
-          <w:szCs w:val="20"/>
-        </w:rPr>
-        <w:t xml:space="preserve"> </w:t>
-      </w:r>
-      <w:r>
-        <w:rPr>
-          <w:rFonts w:ascii="Arial" w:hAnsi="Arial" w:cs="Arial"/>
-          <w:color w:val="2D3B45"/>
-          <w:sz w:val="20"/>
-          <w:szCs w:val="20"/>
-        </w:rPr>
-        <w:t>para que la sección de</w:t>
-      </w:r>
-      <w:r>
-        <w:rPr>
-          <w:rFonts w:ascii="Arial" w:hAnsi="Arial" w:cs="Arial"/>
-          <w:color w:val="2D3B45"/>
-          <w:sz w:val="20"/>
-          <w:szCs w:val="20"/>
-        </w:rPr>
-        <w:t xml:space="preserve"> </w:t>
-      </w:r>
-      <w:r>
-        <w:rPr>
-          <w:rFonts w:ascii="Arial" w:hAnsi="Arial" w:cs="Arial"/>
-          <w:b/>
-          <w:bCs/>
-          <w:color w:val="2D3B45"/>
-          <w:sz w:val="20"/>
-          <w:szCs w:val="20"/>
-        </w:rPr>
-        <w:t>Alumnos</w:t>
-      </w:r>
-      <w:r>
-        <w:rPr>
-          <w:rFonts w:ascii="Arial" w:hAnsi="Arial" w:cs="Arial"/>
-          <w:color w:val="2D3B45"/>
-          <w:sz w:val="20"/>
-          <w:szCs w:val="20"/>
-        </w:rPr>
-        <w:t xml:space="preserve"> </w:t>
-      </w:r>
-      <w:r>
-        <w:rPr>
-          <w:rFonts w:ascii="Arial" w:hAnsi="Arial" w:cs="Arial"/>
-          <w:color w:val="2D3B45"/>
-          <w:sz w:val="20"/>
-          <w:szCs w:val="20"/>
-        </w:rPr>
-        <w:t>no pueda acceder al</w:t>
-      </w:r>
-      <w:r>
-        <w:rPr>
-          <w:rFonts w:ascii="Arial" w:hAnsi="Arial" w:cs="Arial"/>
-          <w:color w:val="2D3B45"/>
-          <w:sz w:val="20"/>
-          <w:szCs w:val="20"/>
-        </w:rPr>
-        <w:t xml:space="preserve"> </w:t>
-      </w:r>
-      <w:r>
-        <w:rPr>
-          <w:rFonts w:ascii="Arial" w:hAnsi="Arial" w:cs="Arial"/>
-          <w:b/>
-          <w:bCs/>
-          <w:color w:val="2D3B45"/>
-          <w:sz w:val="20"/>
-          <w:szCs w:val="20"/>
-        </w:rPr>
-        <w:t>servidor de profesores</w:t>
-      </w:r>
-      <w:r>
-        <w:rPr>
-          <w:rFonts w:ascii="Arial" w:hAnsi="Arial" w:cs="Arial"/>
-          <w:color w:val="2D3B45"/>
-          <w:sz w:val="20"/>
-          <w:szCs w:val="20"/>
-        </w:rPr>
-        <w:t xml:space="preserve"> vía el protocolo </w:t>
-      </w:r>
-      <w:r>
-        <w:rPr>
-          <w:rFonts w:ascii="Arial" w:hAnsi="Arial" w:cs="Arial"/>
-          <w:b/>
-          <w:bCs/>
-          <w:color w:val="2D3B45"/>
-          <w:sz w:val="20"/>
-          <w:szCs w:val="20"/>
-        </w:rPr>
-        <w:t xml:space="preserve">WEB </w:t>
-      </w:r>
-      <w:r>
-        <w:rPr>
-          <w:rFonts w:ascii="Arial" w:hAnsi="Arial" w:cs="Arial"/>
-          <w:color w:val="2D3B45"/>
-          <w:sz w:val="20"/>
-          <w:szCs w:val="20"/>
-        </w:rPr>
-        <w:t>ni por</w:t>
-      </w:r>
-      <w:r>
-        <w:rPr>
-          <w:rFonts w:ascii="Arial" w:hAnsi="Arial" w:cs="Arial"/>
-          <w:color w:val="2D3B45"/>
-          <w:sz w:val="20"/>
-          <w:szCs w:val="20"/>
-        </w:rPr>
-        <w:t xml:space="preserve"> </w:t>
-      </w:r>
-      <w:r>
-        <w:rPr>
-          <w:rFonts w:ascii="Arial" w:hAnsi="Arial" w:cs="Arial"/>
-          <w:b/>
-          <w:bCs/>
-          <w:color w:val="2D3B45"/>
-          <w:sz w:val="20"/>
-          <w:szCs w:val="20"/>
-        </w:rPr>
-        <w:t>FTP</w:t>
-      </w:r>
-      <w:r>
-        <w:rPr>
-          <w:rFonts w:ascii="Arial" w:hAnsi="Arial" w:cs="Arial"/>
-          <w:color w:val="2D3B45"/>
-          <w:sz w:val="20"/>
-          <w:szCs w:val="20"/>
-        </w:rPr>
-        <w:t>.</w:t>
-      </w:r>
+        <w:t>router(config-</w:t>
+      </w:r>
+      <w:proofErr w:type="gramStart"/>
+      <w:r>
+        <w:rPr>
+          <w:rFonts w:ascii="Arial" w:hAnsi="Arial" w:cs="Arial"/>
+          <w:color w:val="2D3B45"/>
+          <w:sz w:val="20"/>
+          <w:szCs w:val="20"/>
+          <w:lang w:val="en-US"/>
+        </w:rPr>
+        <w:t>if)#</w:t>
+      </w:r>
+      <w:proofErr w:type="gramEnd"/>
     </w:p>
     <w:p>
       <w:pPr>
         <w:pStyle w:val="NormalWeb"/>
         <w:shd w:val="clear" w:color="auto" w:fill="FFFFFF"/>
         <w:spacing w:before="0" w:beforeAutospacing="0" w:after="0" w:afterAutospacing="0" w:line="340" w:lineRule="exact"/>
-        <w:ind w:left="357"/>
-        <w:jc w:val="both"/>
-        <w:rPr>
-          <w:rFonts w:ascii="Arial" w:hAnsi="Arial" w:cs="Arial"/>
-          <w:color w:val="2D3B45"/>
-          <w:sz w:val="20"/>
-          <w:szCs w:val="20"/>
-          <w:lang w:val="en-US"/>
-        </w:rPr>
-      </w:pPr>
-      <w:r>
-        <w:rPr>
-          <w:rFonts w:ascii="Arial" w:hAnsi="Arial" w:cs="Arial"/>
-          <w:color w:val="2D3B45"/>
-          <w:sz w:val="20"/>
-          <w:szCs w:val="20"/>
-          <w:lang w:val="en-US"/>
-        </w:rPr>
-        <w:t>router(config)#</w:t>
-      </w:r>
+        <w:ind w:left="360"/>
+        <w:jc w:val="both"/>
+        <w:rPr>
+          <w:rFonts w:ascii="Arial" w:hAnsi="Arial" w:cs="Arial"/>
+          <w:color w:val="2D3B45"/>
+          <w:sz w:val="20"/>
+          <w:szCs w:val="20"/>
+          <w:lang w:val="en-US"/>
+        </w:rPr>
+      </w:pPr>
     </w:p>
     <w:p>
       <w:pPr>
         <w:pStyle w:val="NormalWeb"/>
         <w:shd w:val="clear" w:color="auto" w:fill="FFFFFF"/>
         <w:spacing w:before="0" w:beforeAutospacing="0" w:after="0" w:afterAutospacing="0" w:line="340" w:lineRule="exact"/>
-        <w:ind w:left="357"/>
-        <w:jc w:val="both"/>
-        <w:rPr>
-          <w:rFonts w:ascii="Arial" w:hAnsi="Arial" w:cs="Arial"/>
-          <w:color w:val="2D3B45"/>
-          <w:sz w:val="20"/>
-          <w:szCs w:val="20"/>
-          <w:lang w:val="en-US"/>
-        </w:rPr>
-      </w:pPr>
-      <w:r>
-        <w:rPr>
-          <w:rFonts w:ascii="Arial" w:hAnsi="Arial" w:cs="Arial"/>
-          <w:color w:val="2D3B45"/>
-          <w:sz w:val="20"/>
-          <w:szCs w:val="20"/>
-          <w:lang w:val="en-US"/>
-        </w:rPr>
-        <w:t>router(config)#</w:t>
-      </w:r>
+        <w:ind w:left="360"/>
+        <w:jc w:val="both"/>
+        <w:rPr>
+          <w:rFonts w:ascii="Arial" w:hAnsi="Arial" w:cs="Arial"/>
+          <w:color w:val="2D3B45"/>
+          <w:sz w:val="20"/>
+          <w:szCs w:val="20"/>
+          <w:lang w:val="en-US"/>
+        </w:rPr>
+      </w:pPr>
     </w:p>
     <w:p>
       <w:pPr>
         <w:pStyle w:val="NormalWeb"/>
         <w:shd w:val="clear" w:color="auto" w:fill="FFFFFF"/>
         <w:spacing w:before="0" w:beforeAutospacing="0" w:after="0" w:afterAutospacing="0" w:line="340" w:lineRule="exact"/>
-        <w:ind w:left="357"/>
-        <w:jc w:val="both"/>
-        <w:rPr>
-          <w:rFonts w:ascii="Arial" w:hAnsi="Arial" w:cs="Arial"/>
-          <w:color w:val="2D3B45"/>
-          <w:sz w:val="20"/>
-          <w:szCs w:val="20"/>
-          <w:lang w:val="en-US"/>
-        </w:rPr>
-      </w:pPr>
-      <w:r>
-        <w:rPr>
-          <w:rFonts w:ascii="Arial" w:hAnsi="Arial" w:cs="Arial"/>
-          <w:color w:val="2D3B45"/>
-          <w:sz w:val="20"/>
-          <w:szCs w:val="20"/>
-          <w:lang w:val="en-US"/>
-        </w:rPr>
-        <w:t>router(config)#</w:t>
-      </w:r>
+        <w:ind w:left="360"/>
+        <w:jc w:val="both"/>
+        <w:rPr>
+          <w:rFonts w:ascii="Arial" w:hAnsi="Arial" w:cs="Arial"/>
+          <w:color w:val="2D3B45"/>
+          <w:sz w:val="20"/>
+          <w:szCs w:val="20"/>
+          <w:lang w:val="en-US"/>
+        </w:rPr>
+      </w:pPr>
     </w:p>
     <w:p>
       <w:pPr>
         <w:pStyle w:val="NormalWeb"/>
         <w:shd w:val="clear" w:color="auto" w:fill="FFFFFF"/>
         <w:spacing w:before="0" w:beforeAutospacing="0" w:after="0" w:afterAutospacing="0" w:line="340" w:lineRule="exact"/>
-        <w:ind w:left="357"/>
-        <w:jc w:val="both"/>
-        <w:rPr>
-          <w:rFonts w:ascii="Arial" w:hAnsi="Arial" w:cs="Arial"/>
-          <w:color w:val="2D3B45"/>
-          <w:sz w:val="20"/>
-          <w:szCs w:val="20"/>
-        </w:rPr>
-      </w:pPr>
-      <w:proofErr w:type="spellStart"/>
-      <w:r>
-        <w:rPr>
-          <w:rFonts w:ascii="Arial" w:hAnsi="Arial" w:cs="Arial"/>
-          <w:color w:val="2D3B45"/>
-          <w:sz w:val="20"/>
-          <w:szCs w:val="20"/>
-        </w:rPr>
-        <w:t>router</w:t>
-      </w:r>
-      <w:proofErr w:type="spellEnd"/>
-      <w:r>
-        <w:rPr>
-          <w:rFonts w:ascii="Arial" w:hAnsi="Arial" w:cs="Arial"/>
-          <w:color w:val="2D3B45"/>
-          <w:sz w:val="20"/>
-          <w:szCs w:val="20"/>
-        </w:rPr>
-        <w:t>(</w:t>
-      </w:r>
-      <w:proofErr w:type="spellStart"/>
-      <w:r>
-        <w:rPr>
-          <w:rFonts w:ascii="Arial" w:hAnsi="Arial" w:cs="Arial"/>
-          <w:color w:val="2D3B45"/>
-          <w:sz w:val="20"/>
-          <w:szCs w:val="20"/>
-        </w:rPr>
-        <w:t>config</w:t>
-      </w:r>
-      <w:proofErr w:type="spellEnd"/>
-      <w:r>
-        <w:rPr>
-          <w:rFonts w:ascii="Arial" w:hAnsi="Arial" w:cs="Arial"/>
-          <w:color w:val="2D3B45"/>
-          <w:sz w:val="20"/>
-          <w:szCs w:val="20"/>
-        </w:rPr>
-        <w:t>)#</w:t>
-      </w:r>
-    </w:p>
-    <w:p>
-      <w:pPr>
-        <w:pStyle w:val="NormalWeb"/>
-        <w:shd w:val="clear" w:color="auto" w:fill="FFFFFF"/>
-        <w:spacing w:before="0" w:beforeAutospacing="0" w:after="0" w:afterAutospacing="0"/>
-        <w:ind w:left="357"/>
-        <w:jc w:val="both"/>
-        <w:rPr>
-          <w:rFonts w:ascii="Arial" w:hAnsi="Arial" w:cs="Arial"/>
-          <w:color w:val="2D3B45"/>
-          <w:sz w:val="20"/>
-          <w:szCs w:val="20"/>
+        <w:ind w:left="360"/>
+        <w:jc w:val="both"/>
+        <w:rPr>
+          <w:rFonts w:ascii="Arial" w:hAnsi="Arial" w:cs="Arial"/>
+          <w:color w:val="2D3B45"/>
+          <w:sz w:val="20"/>
+          <w:szCs w:val="20"/>
+          <w:lang w:val="en-US"/>
         </w:rPr>
       </w:pPr>
     </w:p>
@@ -2407,96 +2655,64 @@
         <w:pStyle w:val="NormalWeb"/>
         <w:shd w:val="clear" w:color="auto" w:fill="FFFFFF"/>
         <w:spacing w:before="0" w:beforeAutospacing="0" w:after="0" w:afterAutospacing="0" w:line="340" w:lineRule="exact"/>
-        <w:ind w:left="357"/>
-        <w:jc w:val="both"/>
-        <w:rPr>
-          <w:rFonts w:ascii="Arial" w:hAnsi="Arial" w:cs="Arial"/>
-          <w:color w:val="2D3B45"/>
-          <w:sz w:val="20"/>
-          <w:szCs w:val="20"/>
-        </w:rPr>
-      </w:pPr>
-      <w:r>
-        <w:rPr>
-          <w:rFonts w:ascii="Arial" w:hAnsi="Arial" w:cs="Arial"/>
-          <w:color w:val="2D3B45"/>
-          <w:sz w:val="20"/>
-          <w:szCs w:val="20"/>
-        </w:rPr>
-        <w:t xml:space="preserve">¿En qué </w:t>
-      </w:r>
-      <w:proofErr w:type="spellStart"/>
-      <w:r>
-        <w:rPr>
-          <w:rFonts w:ascii="Arial" w:hAnsi="Arial" w:cs="Arial"/>
-          <w:color w:val="2D3B45"/>
-          <w:sz w:val="20"/>
-          <w:szCs w:val="20"/>
-        </w:rPr>
-        <w:t>router</w:t>
-      </w:r>
-      <w:proofErr w:type="spellEnd"/>
-      <w:r>
-        <w:rPr>
-          <w:rFonts w:ascii="Arial" w:hAnsi="Arial" w:cs="Arial"/>
-          <w:color w:val="2D3B45"/>
-          <w:sz w:val="20"/>
-          <w:szCs w:val="20"/>
-        </w:rPr>
-        <w:t xml:space="preserve"> instalarás esta lista de control de acceso? </w:t>
-      </w:r>
+        <w:ind w:left="360"/>
+        <w:jc w:val="both"/>
+        <w:rPr>
+          <w:rFonts w:ascii="Arial" w:hAnsi="Arial" w:cs="Arial"/>
+          <w:color w:val="2D3B45"/>
+          <w:sz w:val="20"/>
+          <w:szCs w:val="20"/>
+          <w:lang w:val="en-US"/>
+        </w:rPr>
+      </w:pPr>
     </w:p>
     <w:p>
       <w:pPr>
         <w:pStyle w:val="NormalWeb"/>
         <w:shd w:val="clear" w:color="auto" w:fill="FFFFFF"/>
         <w:spacing w:before="0" w:beforeAutospacing="0" w:after="0" w:afterAutospacing="0" w:line="340" w:lineRule="exact"/>
-        <w:ind w:left="357"/>
-        <w:jc w:val="both"/>
-        <w:rPr>
-          <w:rFonts w:ascii="Arial" w:hAnsi="Arial" w:cs="Arial"/>
-          <w:color w:val="2D3B45"/>
-          <w:sz w:val="20"/>
-          <w:szCs w:val="20"/>
-          <w:lang w:val="en-US"/>
-        </w:rPr>
-      </w:pPr>
-      <w:r>
-        <w:rPr>
-          <w:rFonts w:ascii="Arial" w:hAnsi="Arial" w:cs="Arial"/>
-          <w:color w:val="2D3B45"/>
-          <w:sz w:val="20"/>
-          <w:szCs w:val="20"/>
-          <w:lang w:val="en-US"/>
-        </w:rPr>
-        <w:t xml:space="preserve">router(config)# interface </w:t>
-      </w:r>
+        <w:ind w:left="360"/>
+        <w:jc w:val="both"/>
+        <w:rPr>
+          <w:rFonts w:ascii="Arial" w:hAnsi="Arial" w:cs="Arial"/>
+          <w:color w:val="2D3B45"/>
+          <w:sz w:val="20"/>
+          <w:szCs w:val="20"/>
+          <w:lang w:val="en-US"/>
+        </w:rPr>
+      </w:pPr>
     </w:p>
     <w:p>
       <w:pPr>
         <w:pStyle w:val="NormalWeb"/>
         <w:shd w:val="clear" w:color="auto" w:fill="FFFFFF"/>
         <w:spacing w:before="0" w:beforeAutospacing="0" w:after="0" w:afterAutospacing="0" w:line="340" w:lineRule="exact"/>
-        <w:ind w:left="357"/>
-        <w:jc w:val="both"/>
-        <w:rPr>
-          <w:rFonts w:ascii="Arial" w:hAnsi="Arial" w:cs="Arial"/>
-          <w:color w:val="2D3B45"/>
-          <w:sz w:val="20"/>
-          <w:szCs w:val="20"/>
-          <w:lang w:val="en-US"/>
-        </w:rPr>
-      </w:pPr>
-      <w:r>
-        <w:rPr>
-          <w:rFonts w:ascii="Arial" w:hAnsi="Arial" w:cs="Arial"/>
-          <w:color w:val="2D3B45"/>
-          <w:sz w:val="20"/>
-          <w:szCs w:val="20"/>
-          <w:lang w:val="en-US"/>
-        </w:rPr>
-        <w:t>router(config-if)#</w:t>
-      </w:r>
+        <w:ind w:left="360"/>
+        <w:jc w:val="both"/>
+        <w:rPr>
+          <w:rFonts w:ascii="Arial" w:hAnsi="Arial" w:cs="Arial"/>
+          <w:color w:val="2D3B45"/>
+          <w:sz w:val="20"/>
+          <w:szCs w:val="20"/>
+          <w:lang w:val="en-US"/>
+        </w:rPr>
+      </w:pPr>
+    </w:p>
+    <w:p>
+      <w:pPr>
+        <w:pStyle w:val="NormalWeb"/>
+        <w:shd w:val="clear" w:color="auto" w:fill="FFFFFF"/>
+        <w:spacing w:before="0" w:beforeAutospacing="0" w:after="0" w:afterAutospacing="0" w:line="340" w:lineRule="exact"/>
+        <w:ind w:left="360"/>
+        <w:jc w:val="both"/>
+        <w:rPr>
+          <w:rFonts w:ascii="Arial" w:hAnsi="Arial" w:cs="Arial"/>
+          <w:color w:val="2D3B45"/>
+          <w:sz w:val="20"/>
+          <w:szCs w:val="20"/>
+          <w:lang w:val="en-US"/>
+        </w:rPr>
+      </w:pPr>
     </w:p>
     <w:p>
       <w:pPr>
@@ -4837,7 +5053,7 @@
       <w:lang w:val="es-ES" w:eastAsia="es-ES"/>
     </w:rPr>
   </w:style>
-  <w:style w:type="paragraph" w:styleId="Heading1">
+  <w:style w:type="paragraph" w:styleId="Ttulo1">
     <w:name w:val="heading 1"/>
     <w:basedOn w:val="Normal"/>
     <w:next w:val="Normal"/>
@@ -4853,11 +5069,11 @@
       <w:sz w:val="24"/>
     </w:rPr>
   </w:style>
-  <w:style w:type="paragraph" w:styleId="Heading4">
+  <w:style w:type="paragraph" w:styleId="Ttulo4">
     <w:name w:val="heading 4"/>
     <w:basedOn w:val="Normal"/>
     <w:next w:val="Normal"/>
-    <w:link w:val="Heading4Char"/>
+    <w:link w:val="Ttulo4Car"/>
     <w:uiPriority w:val="9"/>
     <w:unhideWhenUsed/>
     <w:qFormat/>
@@ -4875,13 +5091,13 @@
       <w:color w:val="2E74B5" w:themeColor="accent1" w:themeShade="BF"/>
     </w:rPr>
   </w:style>
-  <w:style w:type="character" w:default="1" w:styleId="DefaultParagraphFont">
+  <w:style w:type="character" w:default="1" w:styleId="Fuentedeprrafopredeter">
     <w:name w:val="Default Paragraph Font"/>
     <w:uiPriority w:val="1"/>
     <w:semiHidden/>
     <w:unhideWhenUsed/>
   </w:style>
-  <w:style w:type="table" w:default="1" w:styleId="TableNormal">
+  <w:style w:type="table" w:default="1" w:styleId="Tablanormal">
     <w:name w:val="Normal Table"/>
     <w:uiPriority w:val="99"/>
     <w:semiHidden/>
@@ -4896,37 +5112,37 @@
       </w:tblCellMar>
     </w:tblPr>
   </w:style>
-  <w:style w:type="numbering" w:default="1" w:styleId="NoList">
+  <w:style w:type="numbering" w:default="1" w:styleId="Sinlista">
     <w:name w:val="No List"/>
     <w:uiPriority w:val="99"/>
     <w:semiHidden/>
     <w:unhideWhenUsed/>
   </w:style>
-  <w:style w:type="character" w:styleId="Hyperlink">
+  <w:style w:type="character" w:styleId="Hipervnculo">
     <w:name w:val="Hyperlink"/>
     <w:rPr>
       <w:color w:val="0000FF"/>
       <w:u w:val="single"/>
     </w:rPr>
   </w:style>
-  <w:style w:type="paragraph" w:styleId="BodyText">
+  <w:style w:type="paragraph" w:styleId="Textoindependiente">
     <w:name w:val="Body Text"/>
     <w:basedOn w:val="Normal"/>
     <w:rPr>
       <w:color w:val="0000FF"/>
     </w:rPr>
   </w:style>
-  <w:style w:type="character" w:styleId="FollowedHyperlink">
+  <w:style w:type="character" w:styleId="Hipervnculovisitado">
     <w:name w:val="FollowedHyperlink"/>
     <w:rPr>
       <w:color w:val="800080"/>
       <w:u w:val="single"/>
     </w:rPr>
   </w:style>
-  <w:style w:type="paragraph" w:styleId="BalloonText">
+  <w:style w:type="paragraph" w:styleId="Textodeglobo">
     <w:name w:val="Balloon Text"/>
     <w:basedOn w:val="Normal"/>
-    <w:link w:val="BalloonTextChar"/>
+    <w:link w:val="TextodegloboCar"/>
     <w:uiPriority w:val="99"/>
     <w:semiHidden/>
     <w:unhideWhenUsed/>
@@ -4937,9 +5153,9 @@
       <w:szCs w:val="16"/>
     </w:rPr>
   </w:style>
-  <w:style w:type="character" w:customStyle="1" w:styleId="BalloonTextChar">
-    <w:name w:val="Balloon Text Char"/>
-    <w:link w:val="BalloonText"/>
+  <w:style w:type="character" w:customStyle="1" w:styleId="TextodegloboCar">
+    <w:name w:val="Texto de globo Car"/>
+    <w:link w:val="Textodeglobo"/>
     <w:uiPriority w:val="99"/>
     <w:semiHidden/>
     <w:rsid w:val="00D079ED"/>
@@ -4950,10 +5166,10 @@
       <w:lang w:val="es-ES" w:eastAsia="es-ES"/>
     </w:rPr>
   </w:style>
-  <w:style w:type="character" w:customStyle="1" w:styleId="Heading4Char">
-    <w:name w:val="Heading 4 Char"/>
-    <w:basedOn w:val="DefaultParagraphFont"/>
-    <w:link w:val="Heading4"/>
+  <w:style w:type="character" w:customStyle="1" w:styleId="Ttulo4Car">
+    <w:name w:val="Título 4 Car"/>
+    <w:basedOn w:val="Fuentedeprrafopredeter"/>
+    <w:link w:val="Ttulo4"/>
     <w:uiPriority w:val="9"/>
     <w:rsid w:val="00CA2AB1"/>
     <w:rPr>
@@ -4964,9 +5180,9 @@
       <w:lang w:val="es-ES" w:eastAsia="es-ES"/>
     </w:rPr>
   </w:style>
-  <w:style w:type="table" w:styleId="TableGrid">
+  <w:style w:type="table" w:styleId="Tablaconcuadrcula">
     <w:name w:val="Table Grid"/>
-    <w:basedOn w:val="TableNormal"/>
+    <w:basedOn w:val="Tablanormal"/>
     <w:uiPriority w:val="39"/>
     <w:rsid w:val="00E03363"/>
     <w:rPr>
@@ -5041,7 +5257,7 @@
       <w:lang w:val="en-US" w:eastAsia="en-US"/>
     </w:rPr>
   </w:style>
-  <w:style w:type="paragraph" w:styleId="ListParagraph">
+  <w:style w:type="paragraph" w:styleId="Prrafodelista">
     <w:name w:val="List Paragraph"/>
     <w:basedOn w:val="Normal"/>
     <w:uiPriority w:val="34"/>
@@ -5055,7 +5271,7 @@
   <w:style w:type="paragraph" w:customStyle="1" w:styleId="Task">
     <w:name w:val="Task"/>
     <w:basedOn w:val="Normal"/>
-    <w:next w:val="BodyText"/>
+    <w:next w:val="Textoindependiente"/>
     <w:rsid w:val="00244F6E"/>
     <w:pPr>
       <w:keepNext/>
@@ -5085,9 +5301,9 @@
       <w:lang w:val="en-US" w:eastAsia="en-US"/>
     </w:rPr>
   </w:style>
-  <w:style w:type="character" w:styleId="Strong">
+  <w:style w:type="character" w:styleId="Textoennegrita">
     <w:name w:val="Strong"/>
-    <w:basedOn w:val="DefaultParagraphFont"/>
+    <w:basedOn w:val="Fuentedeprrafopredeter"/>
     <w:uiPriority w:val="22"/>
     <w:qFormat/>
     <w:rsid w:val="00233174"/>
@@ -5113,7 +5329,7 @@
   </w:style>
   <w:style w:type="character" w:customStyle="1" w:styleId="instructurefileholder">
     <w:name w:val="instructure_file_holder"/>
-    <w:basedOn w:val="DefaultParagraphFont"/>
+    <w:basedOn w:val="Fuentedeprrafopredeter"/>
     <w:rsid w:val="00233174"/>
   </w:style>
 </w:styles>
